--- a/ex1/ex1b.docx
+++ b/ex1/ex1b.docx
@@ -2,83 +2,100 @@
 <file path=word/document.xml><?xml version="1.0" encoding="utf-8"?>
 <w:document xmlns:wpc="http://schemas.microsoft.com/office/word/2010/wordprocessingCanvas" xmlns:cx="http://schemas.microsoft.com/office/drawing/2014/chartex" xmlns:cx1="http://schemas.microsoft.com/office/drawing/2015/9/8/chartex" xmlns:cx2="http://schemas.microsoft.com/office/drawing/2015/10/21/chartex" xmlns:cx3="http://schemas.microsoft.com/office/drawing/2016/5/9/chartex" xmlns:cx4="http://schemas.microsoft.com/office/drawing/2016/5/10/chartex" xmlns:cx5="http://schemas.microsoft.com/office/drawing/2016/5/11/chartex" xmlns:cx6="http://schemas.microsoft.com/office/drawing/2016/5/12/chartex" xmlns:cx7="http://schemas.microsoft.com/office/drawing/2016/5/13/chartex" xmlns:cx8="http://schemas.microsoft.com/office/drawing/2016/5/14/chartex" xmlns:mc="http://schemas.openxmlformats.org/markup-compatibility/2006" xmlns:aink="http://schemas.microsoft.com/office/drawing/2016/ink" xmlns:am3d="http://schemas.microsoft.com/office/drawing/2017/model3d" xmlns:o="urn:schemas-microsoft-com:office:office" xmlns:oel="http://schemas.microsoft.com/office/2019/extlst" xmlns:r="http://schemas.openxmlformats.org/officeDocument/2006/relationships" xmlns:m="http://schemas.openxmlformats.org/officeDocument/2006/math" xmlns:v="urn:schemas-microsoft-com:vml" xmlns:wp14="http://schemas.microsoft.com/office/word/2010/wordprocessingDrawing" xmlns:wp="http://schemas.openxmlformats.org/drawingml/2006/wordprocessingDrawing" xmlns:w10="urn:schemas-microsoft-com:office:word" xmlns:w="http://schemas.openxmlformats.org/wordprocessingml/2006/main" xmlns:w14="http://schemas.microsoft.com/office/word/2010/wordml" xmlns:w15="http://schemas.microsoft.com/office/word/2012/wordml" xmlns:w16cex="http://schemas.microsoft.com/office/word/2018/wordml/cex" xmlns:w16cid="http://schemas.microsoft.com/office/word/2016/wordml/cid" xmlns:w16="http://schemas.microsoft.com/office/word/2018/wordml" xmlns:w16du="http://schemas.microsoft.com/office/word/2023/wordml/word16du" xmlns:w16sdtdh="http://schemas.microsoft.com/office/word/2020/wordml/sdtdatahash" xmlns:w16sdtfl="http://schemas.microsoft.com/office/word/2024/wordml/sdtformatlock" xmlns:w16se="http://schemas.microsoft.com/office/word/2015/wordml/symex" xmlns:wpg="http://schemas.microsoft.com/office/word/2010/wordprocessingGroup" xmlns:wpi="http://schemas.microsoft.com/office/word/2010/wordprocessingInk" xmlns:wne="http://schemas.microsoft.com/office/word/2006/wordml" xmlns:wps="http://schemas.microsoft.com/office/word/2010/wordprocessingShape" mc:Ignorable="w14 w15 w16se w16cid w16 w16cex w16sdtdh w16sdtfl w16du wp14">
   <w:body>
-    <w:p>
-      <w:pPr>
-        <w:pStyle w:val="Title"/>
-      </w:pPr>
-      <w:bookmarkStart w:id="0" w:name="EXPERIMENT_1B"/>
-      <w:bookmarkStart w:id="1" w:name="PERFORMING_CRISP-DM_AND_SEMMA"/>
-      <w:bookmarkStart w:id="2" w:name="Aim:"/>
-      <w:bookmarkStart w:id="3" w:name="Algorithm_:"/>
-      <w:bookmarkStart w:id="4" w:name="Code_-"/>
-      <w:bookmarkStart w:id="5" w:name="CRISP-DM:"/>
-      <w:bookmarkStart w:id="6" w:name="1._TO_LOAD_THE_DATASET"/>
-      <w:bookmarkEnd w:id="0"/>
-      <w:bookmarkEnd w:id="1"/>
-      <w:bookmarkEnd w:id="2"/>
-      <w:bookmarkEnd w:id="3"/>
-      <w:bookmarkEnd w:id="4"/>
-      <w:bookmarkEnd w:id="5"/>
-      <w:bookmarkEnd w:id="6"/>
-      <w:r>
-        <w:t>EXPERIMENT</w:t>
-      </w:r>
-      <w:r>
-        <w:rPr>
-          <w:spacing w:val="-10"/>
-        </w:rPr>
-        <w:t xml:space="preserve"> </w:t>
-      </w:r>
-      <w:r>
-        <w:rPr>
-          <w:spacing w:val="-5"/>
-        </w:rPr>
-        <w:t>1B</w:t>
-      </w:r>
-    </w:p>
-    <w:p>
-      <w:pPr>
-        <w:spacing w:before="162"/>
-        <w:ind w:right="958"/>
-        <w:jc w:val="center"/>
-        <w:rPr>
-          <w:b/>
-          <w:sz w:val="24"/>
-        </w:rPr>
-      </w:pPr>
-      <w:r>
-        <w:rPr>
-          <w:b/>
-          <w:sz w:val="24"/>
-        </w:rPr>
-        <w:t xml:space="preserve">PERFORMING CRISP-DM AND </w:t>
-      </w:r>
-      <w:r>
+    <w:tbl>
+      <w:tblPr>
+        <w:tblStyle w:val="TableGrid"/>
+        <w:tblpPr w:leftFromText="180" w:rightFromText="180" w:vertAnchor="text" w:tblpY="1"/>
+        <w:tblOverlap w:val="never"/>
+        <w:tblW w:w="0" w:type="auto"/>
+        <w:tblLook w:val="04A0" w:firstRow="1" w:lastRow="0" w:firstColumn="1" w:lastColumn="0" w:noHBand="0" w:noVBand="1"/>
+      </w:tblPr>
+      <w:tblGrid>
+        <w:gridCol w:w="1858"/>
+        <w:gridCol w:w="7635"/>
+      </w:tblGrid>
+      <w:tr>
+        <w:trPr>
+          <w:trHeight w:val="1124"/>
+        </w:trPr>
+        <w:tc>
+          <w:tcPr>
+            <w:tcW w:w="1858" w:type="dxa"/>
+          </w:tcPr>
+          <w:p>
+            <w:pPr>
+              <w:spacing w:before="162" w:line="276" w:lineRule="auto"/>
+              <w:ind w:right="958"/>
+              <w:rPr>
+                <w:b/>
+                <w:spacing w:val="-2"/>
+                <w:sz w:val="24"/>
+              </w:rPr>
+            </w:pPr>
+            <w:r>
+              <w:rPr>
+                <w:b/>
+                <w:spacing w:val="-2"/>
+                <w:sz w:val="24"/>
+              </w:rPr>
+              <w:t>EX:1</w:t>
+            </w:r>
+            <w:r>
+              <w:rPr>
+                <w:b/>
+                <w:spacing w:val="-2"/>
+                <w:sz w:val="24"/>
+              </w:rPr>
+              <w:t>b</w:t>
+            </w:r>
+          </w:p>
+        </w:tc>
+        <w:tc>
+          <w:tcPr>
+            <w:tcW w:w="7635" w:type="dxa"/>
+          </w:tcPr>
+          <w:p>
+            <w:pPr>
+              <w:jc w:val="center"/>
+              <w:rPr>
+                <w:b/>
+                <w:spacing w:val="-2"/>
+                <w:sz w:val="32"/>
+                <w:szCs w:val="28"/>
+              </w:rPr>
+            </w:pPr>
+          </w:p>
+          <w:p>
+            <w:pPr>
+              <w:jc w:val="center"/>
+              <w:rPr>
+                <w:b/>
+                <w:spacing w:val="-2"/>
+                <w:sz w:val="24"/>
+              </w:rPr>
+            </w:pPr>
+            <w:r>
+              <w:rPr>
+                <w:b/>
+                <w:spacing w:val="-2"/>
+                <w:sz w:val="32"/>
+                <w:szCs w:val="28"/>
+              </w:rPr>
+              <w:t>PERFORMING CRISP-DM AND SEMMA</w:t>
+            </w:r>
+          </w:p>
+        </w:tc>
+      </w:tr>
+    </w:tbl>
+    <w:p>
+      <w:pPr>
+        <w:spacing w:before="1"/>
+        <w:ind w:left="-1"/>
         <w:rPr>
           <w:b/>
           <w:spacing w:val="-2"/>
           <w:sz w:val="24"/>
         </w:rPr>
-        <w:t>SEMMA</w:t>
-      </w:r>
-    </w:p>
-    <w:p>
-      <w:pPr>
-        <w:pStyle w:val="BodyText"/>
-        <w:rPr>
-          <w:b/>
-          <w:sz w:val="24"/>
-        </w:rPr>
-      </w:pPr>
-    </w:p>
-    <w:p>
-      <w:pPr>
-        <w:pStyle w:val="BodyText"/>
-        <w:spacing w:before="174"/>
-        <w:rPr>
-          <w:b/>
-          <w:sz w:val="24"/>
-        </w:rPr>
       </w:pPr>
     </w:p>
     <w:p>
@@ -87,14 +104,60 @@
         <w:ind w:left="-1"/>
         <w:rPr>
           <w:b/>
+          <w:spacing w:val="-2"/>
           <w:sz w:val="24"/>
         </w:rPr>
       </w:pPr>
-      <w:r>
+    </w:p>
+    <w:p>
+      <w:pPr>
+        <w:spacing w:before="1"/>
+        <w:ind w:left="-1"/>
         <w:rPr>
           <w:b/>
-          <w:spacing w:val="-4"/>
+          <w:spacing w:val="-2"/>
           <w:sz w:val="24"/>
+        </w:rPr>
+      </w:pPr>
+    </w:p>
+    <w:p>
+      <w:pPr>
+        <w:spacing w:before="1"/>
+        <w:ind w:left="-1"/>
+        <w:rPr>
+          <w:b/>
+          <w:spacing w:val="-4"/>
+          <w:sz w:val="24"/>
+        </w:rPr>
+      </w:pPr>
+    </w:p>
+    <w:p>
+      <w:pPr>
+        <w:spacing w:before="1"/>
+        <w:ind w:left="-1"/>
+        <w:rPr>
+          <w:b/>
+          <w:spacing w:val="-4"/>
+          <w:sz w:val="24"/>
+        </w:rPr>
+      </w:pPr>
+    </w:p>
+    <w:p>
+      <w:pPr>
+        <w:spacing w:before="1"/>
+        <w:ind w:left="-1"/>
+        <w:rPr>
+          <w:b/>
+          <w:sz w:val="28"/>
+          <w:szCs w:val="24"/>
+        </w:rPr>
+      </w:pPr>
+      <w:r>
+        <w:rPr>
+          <w:b/>
+          <w:spacing w:val="-4"/>
+          <w:sz w:val="28"/>
+          <w:szCs w:val="24"/>
         </w:rPr>
         <w:t>Aim:</w:t>
       </w:r>
@@ -107,6 +170,104 @@
           <w:b/>
         </w:rPr>
       </w:pPr>
+    </w:p>
+    <w:p>
+      <w:pPr>
+        <w:pStyle w:val="BodyText"/>
+        <w:spacing w:line="266" w:lineRule="auto"/>
+        <w:ind w:right="1137"/>
+        <w:jc w:val="both"/>
+      </w:pPr>
+      <w:r>
+        <w:t>To</w:t>
+      </w:r>
+      <w:r>
+        <w:t xml:space="preserve"> </w:t>
+      </w:r>
+      <w:r>
+        <w:t>apply the CRISP-DM (Cross-Industry Standard Process for Data Mining) and SEMMA (Sample, Explore, Modify, Model, Assess) methodologies for systematically understanding,</w:t>
+      </w:r>
+      <w:r>
+        <w:rPr>
+          <w:spacing w:val="-5"/>
+        </w:rPr>
+        <w:t xml:space="preserve"> </w:t>
+      </w:r>
+      <w:r>
+        <w:t>preparing,</w:t>
+      </w:r>
+      <w:r>
+        <w:rPr>
+          <w:spacing w:val="-5"/>
+        </w:rPr>
+        <w:t xml:space="preserve"> </w:t>
+      </w:r>
+      <w:r>
+        <w:t>analyzing,</w:t>
+      </w:r>
+      <w:r>
+        <w:rPr>
+          <w:spacing w:val="-5"/>
+        </w:rPr>
+        <w:t xml:space="preserve"> </w:t>
+      </w:r>
+      <w:r>
+        <w:t>modeling,</w:t>
+      </w:r>
+      <w:r>
+        <w:rPr>
+          <w:spacing w:val="-5"/>
+        </w:rPr>
+        <w:t xml:space="preserve"> </w:t>
+      </w:r>
+      <w:r>
+        <w:t>and</w:t>
+      </w:r>
+      <w:r>
+        <w:rPr>
+          <w:spacing w:val="-5"/>
+        </w:rPr>
+        <w:t xml:space="preserve"> </w:t>
+      </w:r>
+      <w:r>
+        <w:t>evaluating</w:t>
+      </w:r>
+      <w:r>
+        <w:rPr>
+          <w:spacing w:val="-5"/>
+        </w:rPr>
+        <w:t xml:space="preserve"> </w:t>
+      </w:r>
+      <w:r>
+        <w:t>data</w:t>
+      </w:r>
+      <w:r>
+        <w:rPr>
+          <w:spacing w:val="-5"/>
+        </w:rPr>
+        <w:t xml:space="preserve"> </w:t>
+      </w:r>
+      <w:r>
+        <w:t>to</w:t>
+      </w:r>
+      <w:r>
+        <w:rPr>
+          <w:spacing w:val="-5"/>
+        </w:rPr>
+        <w:t xml:space="preserve"> </w:t>
+      </w:r>
+      <w:r>
+        <w:t>extract</w:t>
+      </w:r>
+      <w:r>
+        <w:rPr>
+          <w:spacing w:val="-5"/>
+        </w:rPr>
+        <w:t xml:space="preserve"> </w:t>
+      </w:r>
+      <w:r>
+        <w:t>meaningful insights and support effective decision-making.</w:t>
+      </w:r>
     </w:p>
     <w:p>
       <w:pPr>
@@ -114,90 +275,6 @@
         <w:spacing w:line="266" w:lineRule="auto"/>
         <w:ind w:left="-1" w:right="1137"/>
       </w:pPr>
-      <w:r>
-        <w:t>Toapply the CRISP-DM (Cross-Industry Standard Process for Data Mining) and SEMMA (Sample, Explore, Modify, Model, Assess) methodologies for systematically understanding,</w:t>
-      </w:r>
-      <w:r>
-        <w:rPr>
-          <w:spacing w:val="-5"/>
-        </w:rPr>
-        <w:t xml:space="preserve"> </w:t>
-      </w:r>
-      <w:r>
-        <w:t>preparing,</w:t>
-      </w:r>
-      <w:r>
-        <w:rPr>
-          <w:spacing w:val="-5"/>
-        </w:rPr>
-        <w:t xml:space="preserve"> </w:t>
-      </w:r>
-      <w:r>
-        <w:t>analyzing,</w:t>
-      </w:r>
-      <w:r>
-        <w:rPr>
-          <w:spacing w:val="-5"/>
-        </w:rPr>
-        <w:t xml:space="preserve"> </w:t>
-      </w:r>
-      <w:r>
-        <w:t>modeling,</w:t>
-      </w:r>
-      <w:r>
-        <w:rPr>
-          <w:spacing w:val="-5"/>
-        </w:rPr>
-        <w:t xml:space="preserve"> </w:t>
-      </w:r>
-      <w:r>
-        <w:t>and</w:t>
-      </w:r>
-      <w:r>
-        <w:rPr>
-          <w:spacing w:val="-5"/>
-        </w:rPr>
-        <w:t xml:space="preserve"> </w:t>
-      </w:r>
-      <w:r>
-        <w:t>evaluating</w:t>
-      </w:r>
-      <w:r>
-        <w:rPr>
-          <w:spacing w:val="-5"/>
-        </w:rPr>
-        <w:t xml:space="preserve"> </w:t>
-      </w:r>
-      <w:r>
-        <w:t>data</w:t>
-      </w:r>
-      <w:r>
-        <w:rPr>
-          <w:spacing w:val="-5"/>
-        </w:rPr>
-        <w:t xml:space="preserve"> </w:t>
-      </w:r>
-      <w:r>
-        <w:t>to</w:t>
-      </w:r>
-      <w:r>
-        <w:rPr>
-          <w:spacing w:val="-5"/>
-        </w:rPr>
-        <w:t xml:space="preserve"> </w:t>
-      </w:r>
-      <w:r>
-        <w:t>extract</w:t>
-      </w:r>
-      <w:r>
-        <w:rPr>
-          <w:spacing w:val="-5"/>
-        </w:rPr>
-        <w:t xml:space="preserve"> </w:t>
-      </w:r>
-      <w:r>
-        <w:t>meaningful insights and support effective decision-making.</w:t>
-      </w:r>
     </w:p>
     <w:p>
       <w:pPr>
@@ -205,26 +282,18 @@
         <w:ind w:left="-1"/>
         <w:rPr>
           <w:b/>
-          <w:sz w:val="24"/>
-        </w:rPr>
-      </w:pPr>
-      <w:proofErr w:type="gramStart"/>
+          <w:sz w:val="28"/>
+          <w:szCs w:val="24"/>
+        </w:rPr>
+      </w:pPr>
       <w:r>
         <w:rPr>
           <w:b/>
-          <w:sz w:val="24"/>
-        </w:rPr>
-        <w:t xml:space="preserve">Algorithm </w:t>
-      </w:r>
-      <w:r>
-        <w:rPr>
-          <w:b/>
-          <w:spacing w:val="-10"/>
-          <w:sz w:val="24"/>
-        </w:rPr>
-        <w:t>:</w:t>
-      </w:r>
-      <w:proofErr w:type="gramEnd"/>
+          <w:sz w:val="28"/>
+          <w:szCs w:val="24"/>
+        </w:rPr>
+        <w:t>Algorithm:</w:t>
+      </w:r>
     </w:p>
     <w:p>
       <w:pPr>
@@ -446,6 +515,7 @@
         </w:tabs>
         <w:spacing w:before="27" w:line="276" w:lineRule="auto"/>
         <w:ind w:left="719" w:right="1091" w:hanging="360"/>
+        <w:jc w:val="both"/>
         <w:rPr>
           <w:sz w:val="26"/>
         </w:rPr>
@@ -613,6 +683,7 @@
         </w:tabs>
         <w:spacing w:line="276" w:lineRule="auto"/>
         <w:ind w:left="719" w:right="2115" w:hanging="360"/>
+        <w:jc w:val="both"/>
         <w:rPr>
           <w:sz w:val="26"/>
         </w:rPr>
@@ -769,6 +840,7 @@
         </w:tabs>
         <w:spacing w:line="276" w:lineRule="auto"/>
         <w:ind w:left="719" w:right="1264" w:hanging="360"/>
+        <w:jc w:val="both"/>
         <w:rPr>
           <w:sz w:val="26"/>
         </w:rPr>
@@ -939,34 +1011,50 @@
         <w:ind w:left="-1"/>
         <w:rPr>
           <w:b/>
+          <w:position w:val="2"/>
           <w:sz w:val="24"/>
         </w:rPr>
       </w:pPr>
+      <w:r>
+        <w:rPr>
+          <w:b/>
+          <w:position w:val="2"/>
+          <w:sz w:val="28"/>
+          <w:szCs w:val="24"/>
+        </w:rPr>
+        <w:t xml:space="preserve">Code </w:t>
+      </w:r>
+      <w:r>
+        <w:rPr>
+          <w:b/>
+          <w:spacing w:val="-10"/>
+          <w:position w:val="2"/>
+          <w:sz w:val="28"/>
+          <w:szCs w:val="24"/>
+        </w:rPr>
+        <w:t>-</w:t>
+      </w:r>
       <w:r>
         <w:rPr>
           <w:b/>
           <w:position w:val="2"/>
           <w:sz w:val="24"/>
         </w:rPr>
-        <w:t xml:space="preserve">Code </w:t>
-      </w:r>
-      <w:r>
+        <w:tab/>
+      </w:r>
+    </w:p>
+    <w:p>
+      <w:pPr>
+        <w:tabs>
+          <w:tab w:val="left" w:pos="1085"/>
+        </w:tabs>
+        <w:spacing w:before="235"/>
+        <w:ind w:left="-1"/>
         <w:rPr>
           <w:b/>
-          <w:spacing w:val="-10"/>
-          <w:position w:val="2"/>
           <w:sz w:val="24"/>
         </w:rPr>
-        <w:t>-</w:t>
-      </w:r>
-      <w:r>
-        <w:rPr>
-          <w:b/>
-          <w:position w:val="2"/>
-          <w:sz w:val="24"/>
-        </w:rPr>
-        <w:tab/>
-      </w:r>
+      </w:pPr>
       <w:r>
         <w:rPr>
           <w:b/>
@@ -1056,10 +1144,11 @@
     </w:p>
     <w:p>
       <w:pPr>
-        <w:pStyle w:val="BodyText"/>
-        <w:spacing w:before="39"/>
-        <w:rPr>
-          <w:sz w:val="20"/>
+        <w:tabs>
+          <w:tab w:val="left" w:pos="617"/>
+        </w:tabs>
+        <w:rPr>
+          <w:sz w:val="26"/>
         </w:rPr>
       </w:pPr>
       <w:r>
@@ -1068,15 +1157,15 @@
           <w:sz w:val="20"/>
         </w:rPr>
         <w:drawing>
-          <wp:anchor distT="0" distB="0" distL="0" distR="0" simplePos="0" relativeHeight="487587840" behindDoc="1" locked="0" layoutInCell="1" allowOverlap="1" wp14:anchorId="33CE8177" wp14:editId="14498E05">
+          <wp:anchor distT="0" distB="0" distL="0" distR="0" simplePos="0" relativeHeight="251671552" behindDoc="1" locked="0" layoutInCell="1" allowOverlap="1" wp14:anchorId="1B0D377E" wp14:editId="6516AD52">
             <wp:simplePos x="0" y="0"/>
             <wp:positionH relativeFrom="page">
-              <wp:posOffset>1927171</wp:posOffset>
+              <wp:posOffset>914400</wp:posOffset>
             </wp:positionH>
             <wp:positionV relativeFrom="paragraph">
-              <wp:posOffset>186274</wp:posOffset>
+              <wp:posOffset>193675</wp:posOffset>
             </wp:positionV>
-            <wp:extent cx="3949123" cy="3164967"/>
+            <wp:extent cx="3373120" cy="2362200"/>
             <wp:effectExtent l="0" t="0" r="0" b="0"/>
             <wp:wrapTopAndBottom/>
             <wp:docPr id="1" name="Image 1"/>
@@ -1091,7 +1180,7 @@
                     <pic:cNvPicPr/>
                   </pic:nvPicPr>
                   <pic:blipFill>
-                    <a:blip r:embed="rId5" cstate="print"/>
+                    <a:blip r:embed="rId6" cstate="print"/>
                     <a:stretch>
                       <a:fillRect/>
                     </a:stretch>
@@ -1099,7 +1188,7 @@
                   <pic:spPr>
                     <a:xfrm>
                       <a:off x="0" y="0"/>
-                      <a:ext cx="3949123" cy="3164967"/>
+                      <a:ext cx="3373120" cy="2362200"/>
                     </a:xfrm>
                     <a:prstGeom prst="rect">
                       <a:avLst/>
@@ -1108,9 +1197,24 @@
                 </pic:pic>
               </a:graphicData>
             </a:graphic>
+            <wp14:sizeRelH relativeFrom="margin">
+              <wp14:pctWidth>0</wp14:pctWidth>
+            </wp14:sizeRelH>
+            <wp14:sizeRelV relativeFrom="margin">
+              <wp14:pctHeight>0</wp14:pctHeight>
+            </wp14:sizeRelV>
           </wp:anchor>
         </w:drawing>
       </w:r>
+    </w:p>
+    <w:p>
+      <w:pPr>
+        <w:pStyle w:val="BodyText"/>
+        <w:spacing w:before="39"/>
+        <w:rPr>
+          <w:sz w:val="20"/>
+        </w:rPr>
+      </w:pPr>
     </w:p>
     <w:p>
       <w:pPr>
@@ -1122,6 +1226,12 @@
           <w:type w:val="continuous"/>
           <w:pgSz w:w="12240" w:h="15840"/>
           <w:pgMar w:top="1240" w:right="360" w:bottom="280" w:left="1440" w:header="720" w:footer="720" w:gutter="0"/>
+          <w:pgBorders w:offsetFrom="page">
+            <w:top w:val="single" w:sz="4" w:space="24" w:color="auto"/>
+            <w:left w:val="single" w:sz="4" w:space="24" w:color="auto"/>
+            <w:bottom w:val="single" w:sz="4" w:space="24" w:color="auto"/>
+            <w:right w:val="single" w:sz="4" w:space="24" w:color="auto"/>
+          </w:pgBorders>
           <w:cols w:space="720"/>
         </w:sectPr>
       </w:pPr>
@@ -1142,10 +1252,10 @@
           <w:sz w:val="26"/>
         </w:rPr>
       </w:pPr>
-      <w:bookmarkStart w:id="7" w:name="2._TO_PRINT_TAIL_AND_ANALYSE_SHAPE"/>
-      <w:bookmarkStart w:id="8" w:name="3._TO_PRINT_INFO_OF_THE_DATASET"/>
-      <w:bookmarkEnd w:id="7"/>
-      <w:bookmarkEnd w:id="8"/>
+      <w:bookmarkStart w:id="0" w:name="2._TO_PRINT_TAIL_AND_ANALYSE_SHAPE"/>
+      <w:bookmarkStart w:id="1" w:name="3._TO_PRINT_INFO_OF_THE_DATASET"/>
+      <w:bookmarkEnd w:id="0"/>
+      <w:bookmarkEnd w:id="1"/>
       <w:r>
         <w:rPr>
           <w:noProof/>
@@ -1175,7 +1285,7 @@
                     <pic:cNvPicPr/>
                   </pic:nvPicPr>
                   <pic:blipFill>
-                    <a:blip r:embed="rId6" cstate="print"/>
+                    <a:blip r:embed="rId7" cstate="print"/>
                     <a:stretch>
                       <a:fillRect/>
                     </a:stretch>
@@ -1373,6 +1483,7 @@
       </w:pPr>
       <w:r>
         <w:rPr>
+          <w:noProof/>
           <w:sz w:val="20"/>
         </w:rPr>
         <w:drawing>
@@ -1391,7 +1502,7 @@
                     <pic:cNvPicPr/>
                   </pic:nvPicPr>
                   <pic:blipFill>
-                    <a:blip r:embed="rId7"/>
+                    <a:blip r:embed="rId8"/>
                     <a:stretch>
                       <a:fillRect/>
                     </a:stretch>
@@ -1465,6 +1576,7 @@
       </w:pPr>
       <w:r>
         <w:rPr>
+          <w:noProof/>
           <w:sz w:val="20"/>
         </w:rPr>
         <w:drawing>
@@ -1483,7 +1595,7 @@
                     <pic:cNvPicPr/>
                   </pic:nvPicPr>
                   <pic:blipFill>
-                    <a:blip r:embed="rId8"/>
+                    <a:blip r:embed="rId9"/>
                     <a:stretch>
                       <a:fillRect/>
                     </a:stretch>
@@ -1572,10 +1684,10 @@
         </w:rPr>
         <w:t>DATASET</w:t>
       </w:r>
-      <w:bookmarkStart w:id="9" w:name="7._TO_ANALYSE_THE_MISSING_VALUES"/>
-      <w:bookmarkStart w:id="10" w:name="8._TO_PRINT_DUPLICATE_ROWS"/>
-      <w:bookmarkEnd w:id="9"/>
-      <w:bookmarkEnd w:id="10"/>
+      <w:bookmarkStart w:id="2" w:name="7._TO_ANALYSE_THE_MISSING_VALUES"/>
+      <w:bookmarkStart w:id="3" w:name="8._TO_PRINT_DUPLICATE_ROWS"/>
+      <w:bookmarkEnd w:id="2"/>
+      <w:bookmarkEnd w:id="3"/>
     </w:p>
     <w:p>
       <w:pPr>
@@ -1591,6 +1703,7 @@
       </w:pPr>
       <w:r>
         <w:rPr>
+          <w:noProof/>
           <w:sz w:val="20"/>
         </w:rPr>
         <w:drawing>
@@ -1609,7 +1722,7 @@
                     <pic:cNvPicPr/>
                   </pic:nvPicPr>
                   <pic:blipFill>
-                    <a:blip r:embed="rId9"/>
+                    <a:blip r:embed="rId10"/>
                     <a:stretch>
                       <a:fillRect/>
                     </a:stretch>
@@ -1717,6 +1830,7 @@
       </w:pPr>
       <w:r>
         <w:rPr>
+          <w:noProof/>
           <w:sz w:val="20"/>
         </w:rPr>
         <w:lastRenderedPageBreak/>
@@ -1736,7 +1850,7 @@
                     <pic:cNvPicPr/>
                   </pic:nvPicPr>
                   <pic:blipFill>
-                    <a:blip r:embed="rId10"/>
+                    <a:blip r:embed="rId11"/>
                     <a:stretch>
                       <a:fillRect/>
                     </a:stretch>
@@ -1872,7 +1986,7 @@
                     <pic:cNvPicPr/>
                   </pic:nvPicPr>
                   <pic:blipFill>
-                    <a:blip r:embed="rId11"/>
+                    <a:blip r:embed="rId12"/>
                     <a:stretch>
                       <a:fillRect/>
                     </a:stretch>
@@ -1925,6 +2039,12 @@
         <w:sectPr>
           <w:pgSz w:w="12240" w:h="15840"/>
           <w:pgMar w:top="1360" w:right="360" w:bottom="280" w:left="1440" w:header="720" w:footer="720" w:gutter="0"/>
+          <w:pgBorders w:offsetFrom="page">
+            <w:top w:val="single" w:sz="4" w:space="24" w:color="auto"/>
+            <w:left w:val="single" w:sz="4" w:space="24" w:color="auto"/>
+            <w:bottom w:val="single" w:sz="4" w:space="24" w:color="auto"/>
+            <w:right w:val="single" w:sz="4" w:space="24" w:color="auto"/>
+          </w:pgBorders>
           <w:cols w:space="720"/>
         </w:sectPr>
       </w:pPr>
@@ -1980,10 +2100,10 @@
         <w:pStyle w:val="BodyText"/>
         <w:spacing w:before="53"/>
       </w:pPr>
-      <w:bookmarkStart w:id="11" w:name="TO_PRINT_UNIQUE_VALUES"/>
-      <w:bookmarkStart w:id="12" w:name="10._TO_VISUALISE_CORRELATION_MATRIX"/>
-      <w:bookmarkEnd w:id="11"/>
-      <w:bookmarkEnd w:id="12"/>
+      <w:bookmarkStart w:id="4" w:name="TO_PRINT_UNIQUE_VALUES"/>
+      <w:bookmarkStart w:id="5" w:name="10._TO_VISUALISE_CORRELATION_MATRIX"/>
+      <w:bookmarkEnd w:id="4"/>
+      <w:bookmarkEnd w:id="5"/>
     </w:p>
     <w:p>
       <w:pPr>
@@ -1995,6 +2115,7 @@
       </w:pPr>
       <w:r>
         <w:rPr>
+          <w:noProof/>
           <w:sz w:val="26"/>
         </w:rPr>
         <w:drawing>
@@ -2013,7 +2134,7 @@
                     <pic:cNvPicPr/>
                   </pic:nvPicPr>
                   <pic:blipFill>
-                    <a:blip r:embed="rId12"/>
+                    <a:blip r:embed="rId13"/>
                     <a:stretch>
                       <a:fillRect/>
                     </a:stretch>
@@ -2033,17 +2154,156 @@
           </wp:inline>
         </w:drawing>
       </w:r>
-      <w:bookmarkStart w:id="13" w:name="11.TO_ANALYSE_REACH_VS_IMPRESSION"/>
-      <w:bookmarkStart w:id="14" w:name="12._DATA_CLEANING_AND_PREPROCESSING"/>
-      <w:bookmarkStart w:id="15" w:name="13._EXTRACT_DATA_TIME_AND_CONVERTING_THE"/>
-      <w:bookmarkEnd w:id="13"/>
-      <w:bookmarkEnd w:id="14"/>
-      <w:bookmarkEnd w:id="15"/>
-    </w:p>
-    <w:p>
-      <w:pPr>
-        <w:pStyle w:val="ListParagraph"/>
-        <w:ind w:left="685" w:firstLine="0"/>
+      <w:bookmarkStart w:id="6" w:name="11.TO_ANALYSE_REACH_VS_IMPRESSION"/>
+      <w:bookmarkStart w:id="7" w:name="12._DATA_CLEANING_AND_PREPROCESSING"/>
+      <w:bookmarkStart w:id="8" w:name="13._EXTRACT_DATA_TIME_AND_CONVERTING_THE"/>
+      <w:bookmarkEnd w:id="6"/>
+      <w:bookmarkEnd w:id="7"/>
+      <w:bookmarkEnd w:id="8"/>
+    </w:p>
+    <w:p>
+      <w:pPr>
+        <w:spacing w:before="1"/>
+        <w:rPr>
+          <w:b/>
+          <w:spacing w:val="-4"/>
+          <w:sz w:val="24"/>
+        </w:rPr>
+      </w:pPr>
+    </w:p>
+    <w:p>
+      <w:pPr>
+        <w:spacing w:before="1"/>
+        <w:rPr>
+          <w:b/>
+          <w:spacing w:val="-4"/>
+          <w:sz w:val="24"/>
+        </w:rPr>
+      </w:pPr>
+    </w:p>
+    <w:p>
+      <w:pPr>
+        <w:spacing w:before="1"/>
+        <w:rPr>
+          <w:b/>
+          <w:spacing w:val="-4"/>
+          <w:sz w:val="24"/>
+        </w:rPr>
+      </w:pPr>
+    </w:p>
+    <w:p>
+      <w:pPr>
+        <w:spacing w:before="1"/>
+        <w:rPr>
+          <w:b/>
+          <w:spacing w:val="-4"/>
+          <w:sz w:val="24"/>
+        </w:rPr>
+      </w:pPr>
+    </w:p>
+    <w:p>
+      <w:pPr>
+        <w:spacing w:before="1"/>
+        <w:rPr>
+          <w:b/>
+          <w:spacing w:val="-4"/>
+          <w:sz w:val="24"/>
+        </w:rPr>
+      </w:pPr>
+    </w:p>
+    <w:p>
+      <w:pPr>
+        <w:spacing w:before="1"/>
+        <w:rPr>
+          <w:b/>
+          <w:spacing w:val="-4"/>
+          <w:sz w:val="24"/>
+        </w:rPr>
+      </w:pPr>
+    </w:p>
+    <w:p>
+      <w:pPr>
+        <w:spacing w:before="1"/>
+        <w:rPr>
+          <w:b/>
+          <w:spacing w:val="-4"/>
+          <w:sz w:val="24"/>
+        </w:rPr>
+      </w:pPr>
+    </w:p>
+    <w:p>
+      <w:pPr>
+        <w:spacing w:before="1"/>
+        <w:rPr>
+          <w:b/>
+          <w:spacing w:val="-4"/>
+          <w:sz w:val="24"/>
+        </w:rPr>
+      </w:pPr>
+    </w:p>
+    <w:p>
+      <w:pPr>
+        <w:spacing w:before="1"/>
+        <w:rPr>
+          <w:b/>
+          <w:sz w:val="28"/>
+          <w:szCs w:val="24"/>
+        </w:rPr>
+      </w:pPr>
+      <w:r>
+        <w:rPr>
+          <w:b/>
+          <w:spacing w:val="-4"/>
+          <w:sz w:val="28"/>
+          <w:szCs w:val="24"/>
+        </w:rPr>
+        <w:t>Result:</w:t>
+      </w:r>
+    </w:p>
+    <w:p>
+      <w:pPr>
+        <w:pStyle w:val="BodyText"/>
+        <w:spacing w:before="10"/>
+        <w:ind w:left="1"/>
+        <w:rPr>
+          <w:b/>
+        </w:rPr>
+      </w:pPr>
+    </w:p>
+    <w:p>
+      <w:pPr>
+        <w:pStyle w:val="BodyText"/>
+        <w:spacing w:line="266" w:lineRule="auto"/>
+        <w:ind w:right="1137"/>
+        <w:jc w:val="both"/>
+      </w:pPr>
+      <w:r>
+        <w:t>Thus, the Python environment and Jupyter Notebook were successfully configured and tested</w:t>
+      </w:r>
+      <w:r>
+        <w:t>.</w:t>
+      </w:r>
+      <w:r>
+        <w:t xml:space="preserve"> Basic Python programs, NumPy operations, Pandas DataFrame creation, Markdown formatting, and data visualization using Matplotlib were executed successfully, demonstrating the proper functioning of the environment and essential data analysis tools.</w:t>
+      </w:r>
+    </w:p>
+    <w:p>
+      <w:pPr>
+        <w:rPr>
+          <w:sz w:val="26"/>
+          <w:lang w:val="en-IN"/>
+        </w:rPr>
+      </w:pPr>
+    </w:p>
+    <w:p>
+      <w:pPr>
+        <w:rPr>
+          <w:sz w:val="26"/>
+        </w:rPr>
+      </w:pPr>
+    </w:p>
+    <w:p>
+      <w:pPr>
         <w:rPr>
           <w:sz w:val="26"/>
         </w:rPr>
@@ -2052,6 +2312,12 @@
     <w:sectPr>
       <w:pgSz w:w="12240" w:h="15840"/>
       <w:pgMar w:top="1800" w:right="360" w:bottom="280" w:left="1440" w:header="720" w:footer="720" w:gutter="0"/>
+      <w:pgBorders w:offsetFrom="page">
+        <w:top w:val="single" w:sz="4" w:space="24" w:color="auto"/>
+        <w:left w:val="single" w:sz="4" w:space="24" w:color="auto"/>
+        <w:bottom w:val="single" w:sz="4" w:space="24" w:color="auto"/>
+        <w:right w:val="single" w:sz="4" w:space="24" w:color="auto"/>
+      </w:pgBorders>
       <w:cols w:space="720"/>
     </w:sectPr>
   </w:body>
@@ -2838,6 +3104,7 @@
   <w:style w:type="paragraph" w:default="1" w:styleId="Normal">
     <w:name w:val="Normal"/>
     <w:qFormat/>
+    <w:rsid w:val="00A10760"/>
     <w:rPr>
       <w:rFonts w:ascii="Times New Roman" w:eastAsia="Times New Roman" w:hAnsi="Times New Roman" w:cs="Times New Roman"/>
     </w:rPr>
@@ -2886,6 +3153,7 @@
   <w:style w:type="paragraph" w:styleId="BodyText">
     <w:name w:val="Body Text"/>
     <w:basedOn w:val="Normal"/>
+    <w:link w:val="BodyTextChar"/>
     <w:uiPriority w:val="1"/>
     <w:qFormat/>
     <w:rPr>
@@ -2924,6 +3192,46 @@
     <w:basedOn w:val="Normal"/>
     <w:uiPriority w:val="1"/>
     <w:qFormat/>
+  </w:style>
+  <w:style w:type="paragraph" w:styleId="NormalWeb">
+    <w:name w:val="Normal (Web)"/>
+    <w:basedOn w:val="Normal"/>
+    <w:uiPriority w:val="99"/>
+    <w:semiHidden/>
+    <w:unhideWhenUsed/>
+    <w:rsid w:val="00A10760"/>
+    <w:rPr>
+      <w:sz w:val="24"/>
+      <w:szCs w:val="24"/>
+    </w:rPr>
+  </w:style>
+  <w:style w:type="character" w:customStyle="1" w:styleId="BodyTextChar">
+    <w:name w:val="Body Text Char"/>
+    <w:basedOn w:val="DefaultParagraphFont"/>
+    <w:link w:val="BodyText"/>
+    <w:uiPriority w:val="1"/>
+    <w:rsid w:val="00A10760"/>
+    <w:rPr>
+      <w:rFonts w:ascii="Times New Roman" w:eastAsia="Times New Roman" w:hAnsi="Times New Roman" w:cs="Times New Roman"/>
+      <w:sz w:val="26"/>
+      <w:szCs w:val="26"/>
+    </w:rPr>
+  </w:style>
+  <w:style w:type="table" w:styleId="TableGrid">
+    <w:name w:val="Table Grid"/>
+    <w:basedOn w:val="TableNormal"/>
+    <w:uiPriority w:val="39"/>
+    <w:rsid w:val="00A10760"/>
+    <w:tblPr>
+      <w:tblBorders>
+        <w:top w:val="single" w:sz="4" w:space="0" w:color="auto"/>
+        <w:left w:val="single" w:sz="4" w:space="0" w:color="auto"/>
+        <w:bottom w:val="single" w:sz="4" w:space="0" w:color="auto"/>
+        <w:right w:val="single" w:sz="4" w:space="0" w:color="auto"/>
+        <w:insideH w:val="single" w:sz="4" w:space="0" w:color="auto"/>
+        <w:insideV w:val="single" w:sz="4" w:space="0" w:color="auto"/>
+      </w:tblBorders>
+    </w:tblPr>
   </w:style>
 </w:styles>
 </file>
@@ -3209,4 +3517,16 @@
   <a:objectDefaults/>
   <a:extraClrSchemeLst/>
 </a:theme>
+</file>
+
+<file path=customXml/item1.xml><?xml version="1.0" encoding="utf-8"?>
+<b:Sources xmlns:b="http://schemas.openxmlformats.org/officeDocument/2006/bibliography" xmlns="http://schemas.openxmlformats.org/officeDocument/2006/bibliography" SelectedStyle="\APASixthEditionOfficeOnline.xsl" StyleName="APA" Version="6"/>
+</file>
+
+<file path=customXml/itemProps1.xml><?xml version="1.0" encoding="utf-8"?>
+<ds:datastoreItem xmlns:ds="http://schemas.openxmlformats.org/officeDocument/2006/customXml" ds:itemID="{D3E42E23-A589-4482-B1DA-65F62EB68124}">
+  <ds:schemaRefs>
+    <ds:schemaRef ds:uri="http://schemas.openxmlformats.org/officeDocument/2006/bibliography"/>
+  </ds:schemaRefs>
+</ds:datastoreItem>
 </file>